--- a/public/templates/beautiful-creations/tender/M.A LIFECARE (GROUPED) 11.docx
+++ b/public/templates/beautiful-creations/tender/M.A LIFECARE (GROUPED) 11.docx
@@ -106,31 +106,31 @@
         <w:rPr>
           <w:w w:val="115"/>
         </w:rPr>
-        <w:t>February</w:t>
-      </w:r>
-      <w:r>
-        <w:rPr>
-          <w:w w:val="115"/>
-        </w:rPr>
-        <w:t xml:space="preserve"> </w:t>
-      </w:r>
-      <w:r>
-        <w:rPr>
-          <w:w w:val="115"/>
-        </w:rPr>
-        <w:t>02</w:t>
-      </w:r>
-      <w:r>
-        <w:rPr>
-          <w:w w:val="115"/>
-        </w:rPr>
-        <w:t>, 202</w:t>
-      </w:r>
-      <w:r>
-        <w:rPr>
-          <w:w w:val="115"/>
-        </w:rPr>
-        <w:t>6</w:t>
+        <w:t>{{dateMonth}} {{dateDay}}, {{dateYear}}</w:t>
+      </w:r>
+      <w:r>
+        <w:rPr>
+          <w:w w:val="115"/>
+        </w:rPr>
+        <w:t xml:space="preserve"/>
+      </w:r>
+      <w:r>
+        <w:rPr>
+          <w:w w:val="115"/>
+        </w:rPr>
+        <w:t/>
+      </w:r>
+      <w:r>
+        <w:rPr>
+          <w:w w:val="115"/>
+        </w:rPr>
+        <w:t/>
+      </w:r>
+      <w:r>
+        <w:rPr>
+          <w:w w:val="115"/>
+        </w:rPr>
+        <w:t/>
       </w:r>
       <w:r>
         <w:rPr>
@@ -177,7 +177,7 @@
           <w:sz w:val="26"/>
           <w:szCs w:val="26"/>
         </w:rPr>
-        <w:t>CR/SLCH/GD/001/25</w:t>
+        <w:t>{{sqNumber}}</w:t>
       </w:r>
     </w:p>
     <w:p>
@@ -228,7 +228,7 @@
           <w:bCs/>
           <w:w w:val="110"/>
         </w:rPr>
-        <w:t xml:space="preserve">ST. </w:t>
+        <w:t xml:space="preserve">{{hospitalName}}</w:t>
       </w:r>
       <w:r>
         <w:rPr>
@@ -236,7 +236,7 @@
           <w:bCs/>
           <w:w w:val="110"/>
         </w:rPr>
-        <w:t>LUKE’S</w:t>
+        <w:t/>
       </w:r>
       <w:r>
         <w:rPr>
@@ -244,7 +244,7 @@
           <w:bCs/>
           <w:w w:val="110"/>
         </w:rPr>
-        <w:t xml:space="preserve"> CATHOLIC HOSPITAL</w:t>
+        <w:t xml:space="preserve"/>
       </w:r>
     </w:p>
     <w:p>
@@ -264,7 +264,7 @@
           <w:bCs/>
           <w:w w:val="110"/>
         </w:rPr>
-        <w:t xml:space="preserve">        P. O. BOX </w:t>
+        <w:t xml:space="preserve">        {{hospitalAddress}}</w:t>
       </w:r>
       <w:r>
         <w:rPr>
@@ -272,7 +272,7 @@
           <w:bCs/>
           <w:w w:val="110"/>
         </w:rPr>
-        <w:t>AP 5</w:t>
+        <w:t/>
       </w:r>
       <w:r>
         <w:rPr>
@@ -280,7 +280,7 @@
           <w:bCs/>
           <w:w w:val="110"/>
         </w:rPr>
-        <w:t>,</w:t>
+        <w:t/>
       </w:r>
       <w:r>
         <w:rPr>
@@ -325,7 +325,7 @@
           <w:bCs/>
           <w:w w:val="110"/>
         </w:rPr>
-        <w:t>APAM</w:t>
+        <w:t/>
       </w:r>
       <w:r>
         <w:rPr>
@@ -362,7 +362,7 @@
           <w:bCs/>
           <w:w w:val="110"/>
         </w:rPr>
-        <w:t>CENTRAL</w:t>
+        <w:t/>
       </w:r>
       <w:r>
         <w:rPr>
@@ -370,7 +370,7 @@
           <w:bCs/>
           <w:w w:val="110"/>
         </w:rPr>
-        <w:t xml:space="preserve"> REGION</w:t>
+        <w:t xml:space="preserve"/>
       </w:r>
     </w:p>
     <w:p>
@@ -1921,7 +1921,7 @@
           <w:spacing w:val="3"/>
           <w:w w:val="115"/>
         </w:rPr>
-        <w:t>2</w:t>
+        <w:t>{{dateDay}}{{daySuffix}} day of {{dateMonth}}, {{dateYear}}</w:t>
       </w:r>
       <w:r>
         <w:rPr>
@@ -1929,73 +1929,73 @@
           <w:w w:val="115"/>
           <w:vertAlign w:val="superscript"/>
         </w:rPr>
-        <w:t>nd</w:t>
+        <w:t/>
       </w:r>
       <w:r>
         <w:rPr>
           <w:spacing w:val="3"/>
           <w:w w:val="115"/>
         </w:rPr>
-        <w:t xml:space="preserve"> </w:t>
-      </w:r>
-      <w:r>
-        <w:rPr>
-          <w:w w:val="115"/>
-        </w:rPr>
-        <w:t>day</w:t>
+        <w:t xml:space="preserve"/>
+      </w:r>
+      <w:r>
+        <w:rPr>
+          <w:w w:val="115"/>
+        </w:rPr>
+        <w:t/>
       </w:r>
       <w:r>
         <w:rPr>
           <w:spacing w:val="3"/>
           <w:w w:val="115"/>
         </w:rPr>
-        <w:t xml:space="preserve"> </w:t>
-      </w:r>
-      <w:r>
-        <w:rPr>
-          <w:w w:val="115"/>
-        </w:rPr>
-        <w:t>of</w:t>
+        <w:t xml:space="preserve"/>
+      </w:r>
+      <w:r>
+        <w:rPr>
+          <w:w w:val="115"/>
+        </w:rPr>
+        <w:t/>
       </w:r>
       <w:r>
         <w:rPr>
           <w:spacing w:val="2"/>
           <w:w w:val="115"/>
         </w:rPr>
-        <w:t xml:space="preserve"> </w:t>
-      </w:r>
-      <w:r>
-        <w:rPr>
-          <w:w w:val="115"/>
-        </w:rPr>
-        <w:t>February</w:t>
-      </w:r>
-      <w:r>
-        <w:rPr>
-          <w:w w:val="115"/>
-        </w:rPr>
-        <w:t>,</w:t>
+        <w:t xml:space="preserve"/>
+      </w:r>
+      <w:r>
+        <w:rPr>
+          <w:w w:val="115"/>
+        </w:rPr>
+        <w:t/>
+      </w:r>
+      <w:r>
+        <w:rPr>
+          <w:w w:val="115"/>
+        </w:rPr>
+        <w:t/>
       </w:r>
       <w:r>
         <w:rPr>
           <w:spacing w:val="3"/>
           <w:w w:val="115"/>
         </w:rPr>
-        <w:t xml:space="preserve"> </w:t>
+        <w:t xml:space="preserve"/>
       </w:r>
       <w:r>
         <w:rPr>
           <w:spacing w:val="-2"/>
           <w:w w:val="115"/>
         </w:rPr>
-        <w:t>202</w:t>
+        <w:t/>
       </w:r>
       <w:r>
         <w:rPr>
           <w:spacing w:val="-2"/>
           <w:w w:val="115"/>
         </w:rPr>
-        <w:t>6</w:t>
+        <w:t/>
       </w:r>
       <w:r>
         <w:rPr>
